--- a/docs/planos/plano-de-organizacao.docx
+++ b/docs/planos/plano-de-organizacao.docx
@@ -25,7 +25,7 @@
           <w:color w:val="555555"/>
           <w:sz w:val="22"/>
         </w:rPr>
-        <w:t>Transcri-YouTube · proposta de estrutura hierárquica, nomenclatura, ciclo de vida e migração · 16/09/2026 · Agente 86</w:t>
+        <w:t>Transcri-YouTube · estrutura, nomenclatura, ciclo de vida, automação e migração · APROVADO e executado em 16/09/2026 · Agente 86</w:t>
       </w:r>
     </w:p>
     <w:p/>
@@ -74,7 +74,74 @@
         <w:t>Status:</w:t>
       </w:r>
       <w:r>
-        <w:t xml:space="preserve"> PROPOSTA — nada foi movido ainda</w:t>
+        <w:t xml:space="preserve"> </w:t>
+      </w:r>
+      <w:r>
+        <w:rPr>
+          <w:b/>
+        </w:rPr>
+        <w:t>APROVADO E EXECUTADO</w:t>
+      </w:r>
+      <w:r>
+        <w:t xml:space="preserve"> em 16/09/2026</w:t>
+      </w:r>
+    </w:p>
+    <w:p>
+      <w:pPr>
+        <w:jc w:val="both"/>
+      </w:pPr>
+      <w:r>
+        <w:rPr>
+          <w:b/>
+        </w:rPr>
+        <w:t>Decisões do Comandante (16/09/2026):</w:t>
+      </w:r>
+      <w:r>
+        <w:t xml:space="preserve"> organização </w:t>
+      </w:r>
+      <w:r>
+        <w:rPr>
+          <w:b/>
+        </w:rPr>
+        <w:t>por transcrição</w:t>
+      </w:r>
+      <w:r>
+        <w:t xml:space="preserve"> · nomenclatura </w:t>
+      </w:r>
+      <w:r>
+        <w:rPr>
+          <w:b/>
+        </w:rPr>
+        <w:t>ASCII-safe</w:t>
+      </w:r>
+      <w:r>
+        <w:t xml:space="preserve"> · mídia </w:t>
+      </w:r>
+      <w:r>
+        <w:rPr>
+          <w:b/>
+        </w:rPr>
+        <w:t>só por link externo</w:t>
+      </w:r>
+      <w:r>
+        <w:t xml:space="preserve"> · migração </w:t>
+      </w:r>
+      <w:r>
+        <w:rPr>
+          <w:b/>
+        </w:rPr>
+        <w:t>imediata</w:t>
+      </w:r>
+      <w:r>
+        <w:t>.</w:t>
+      </w:r>
+    </w:p>
+    <w:p>
+      <w:pPr>
+        <w:jc w:val="both"/>
+      </w:pPr>
+      <w:r>
+        <w:t>Relato da execução, com o que mudou em relação à proposta: §14.</w:t>
       </w:r>
     </w:p>
     <w:p>
@@ -7086,7 +7153,7 @@
           <w:color w:val="1F3B57"/>
           <w:sz w:val="24"/>
         </w:rPr>
-        <w:t>13. Checklist de implantação</w:t>
+        <w:t>13. Checklist de implantação (executado)</w:t>
       </w:r>
     </w:p>
     <w:p>
@@ -7095,7 +7162,7 @@
         <w:ind w:left="360"/>
       </w:pPr>
       <w:r>
-        <w:t>[ ] Comandante responde as 4 decisões do §12</w:t>
+        <w:t>[x] Comandante respondeu as 4 decisões do §12 — todas pela recomendação</w:t>
       </w:r>
     </w:p>
     <w:p>
@@ -7123,7 +7190,7 @@
         <w:ind w:left="360"/>
       </w:pPr>
       <w:r>
-        <w:t xml:space="preserve">[ ] Branch </w:t>
+        <w:t xml:space="preserve">[x] Branch </w:t>
       </w:r>
       <w:r>
         <w:rPr>
@@ -7142,7 +7209,7 @@
         <w:ind w:left="360"/>
       </w:pPr>
       <w:r>
-        <w:t xml:space="preserve">[ ] Fase 1 — </w:t>
+        <w:t xml:space="preserve">[x] Fase 1 — </w:t>
       </w:r>
       <w:r>
         <w:rPr>
@@ -7161,7 +7228,7 @@
         <w:ind w:left="360"/>
       </w:pPr>
       <w:r>
-        <w:t xml:space="preserve">[ ] Fase 2 — </w:t>
+        <w:t xml:space="preserve">[x] Fase 2 — </w:t>
       </w:r>
       <w:r>
         <w:rPr>
@@ -7186,7 +7253,7 @@
         <w:ind w:left="360"/>
       </w:pPr>
       <w:r>
-        <w:t xml:space="preserve">[ ] Fase 3 — </w:t>
+        <w:t xml:space="preserve">[x] Fase 3 — </w:t>
       </w:r>
       <w:r>
         <w:rPr>
@@ -7205,7 +7272,7 @@
         <w:ind w:left="360"/>
       </w:pPr>
       <w:r>
-        <w:t xml:space="preserve">[ ] Fase 4 — </w:t>
+        <w:t xml:space="preserve">[x] Fase 4 — </w:t>
       </w:r>
       <w:r>
         <w:rPr>
@@ -7274,7 +7341,7 @@
         <w:ind w:left="360"/>
       </w:pPr>
       <w:r>
-        <w:t>[ ] Fase 5 — README, Guia v2, CHANGELOG da KB, fila de curadoria · commit</w:t>
+        <w:t>[x] Fase 5 — README, Guia v2, CHANGELOG da KB, fila de curadoria · commit</w:t>
       </w:r>
     </w:p>
     <w:p>
@@ -7283,7 +7350,14 @@
         <w:ind w:left="360"/>
       </w:pPr>
       <w:r>
-        <w:t>[ ] PR único com as 5 fases descritas no corpo + relatório de verificação</w:t>
+        <w:t xml:space="preserve">[x] Um commit por fase, todos na branch </w:t>
+      </w:r>
+      <w:r>
+        <w:rPr>
+          <w:rFonts w:ascii="Consolas" w:hAnsi="Consolas"/>
+          <w:sz w:val="20"/>
+        </w:rPr>
+        <w:t>arena/01a0a743-transcri-youtube</w:t>
       </w:r>
     </w:p>
     <w:p>
@@ -7292,17 +7366,17 @@
         <w:ind w:left="360"/>
       </w:pPr>
       <w:r>
-        <w:t xml:space="preserve">[ ] Teste de fogo: criar uma transcrição fictícia com </w:t>
+        <w:t xml:space="preserve">[x] Teste de fogo em cópia no </w:t>
       </w:r>
       <w:r>
         <w:rPr>
           <w:rFonts w:ascii="Consolas" w:hAnsi="Consolas"/>
           <w:sz w:val="20"/>
         </w:rPr>
-        <w:t>rc_novo.py</w:t>
-      </w:r>
-      <w:r>
-        <w:t xml:space="preserve"> e confirmar que o CI reprova um bruto adulterado (G1) e um </w:t>
+        <w:t>/tmp</w:t>
+      </w:r>
+      <w:r>
+        <w:t xml:space="preserve">: G1 pegou bruto adulterado, G6 pegou </w:t>
       </w:r>
       <w:r>
         <w:rPr>
@@ -7312,7 +7386,7 @@
         <w:t>.docx</w:t>
       </w:r>
       <w:r>
-        <w:t xml:space="preserve"> fora de sincronia (G6)</w:t>
+        <w:t xml:space="preserve"> com parágrafo intruso, G4 pegou linha sem decisão</w:t>
       </w:r>
     </w:p>
     <w:p>
@@ -7688,6 +7762,1019 @@
         <w:t>itens acrescentados a `KB-RC/_fila-de-curadoria.csv`: IDs …</w:t>
       </w:r>
     </w:p>
+    <w:p>
+      <w:pPr>
+        <w:pStyle w:val="Heading2"/>
+        <w:keepNext/>
+        <w:spacing w:before="200"/>
+      </w:pPr>
+      <w:r>
+        <w:rPr>
+          <w:rFonts w:ascii="Calibri" w:hAnsi="Calibri"/>
+          <w:b/>
+          <w:color w:val="1F3B57"/>
+          <w:sz w:val="24"/>
+        </w:rPr>
+        <w:t>14. Execução — o que foi feito e o que mudou em relação à proposta</w:t>
+      </w:r>
+    </w:p>
+    <w:p>
+      <w:pPr>
+        <w:jc w:val="both"/>
+      </w:pPr>
+      <w:r>
+        <w:t xml:space="preserve">Cinco fases, um commit por fase, tag </w:t>
+      </w:r>
+      <w:r>
+        <w:rPr>
+          <w:rFonts w:ascii="Consolas" w:hAnsi="Consolas"/>
+          <w:sz w:val="20"/>
+        </w:rPr>
+        <w:t>v1-antes-reorganizacao</w:t>
+      </w:r>
+      <w:r>
+        <w:t xml:space="preserve"> antes de começar, tudo com </w:t>
+      </w:r>
+      <w:r>
+        <w:rPr>
+          <w:rFonts w:ascii="Consolas" w:hAnsi="Consolas"/>
+          <w:sz w:val="20"/>
+        </w:rPr>
+        <w:t>git mv</w:t>
+      </w:r>
+    </w:p>
+    <w:p>
+      <w:pPr>
+        <w:jc w:val="both"/>
+      </w:pPr>
+      <w:r>
+        <w:t xml:space="preserve">(histórico preservado — </w:t>
+      </w:r>
+      <w:r>
+        <w:rPr>
+          <w:rFonts w:ascii="Consolas" w:hAnsi="Consolas"/>
+          <w:sz w:val="20"/>
+        </w:rPr>
+        <w:t>git log --follow</w:t>
+      </w:r>
+      <w:r>
+        <w:t xml:space="preserve"> continua funcionando).</w:t>
+      </w:r>
+    </w:p>
+    <w:tbl>
+      <w:tblPr>
+        <w:tblStyle w:val="LightGrid-Accent1"/>
+        <w:tblW w:type="auto" w:w="0"/>
+        <w:jc w:val="center"/>
+        <w:tblLook w:firstColumn="1" w:firstRow="1" w:lastColumn="0" w:lastRow="0" w:noHBand="0" w:noVBand="1" w:val="04A0"/>
+      </w:tblPr>
+      <w:tblGrid>
+        <w:gridCol w:w="2880"/>
+        <w:gridCol w:w="2880"/>
+        <w:gridCol w:w="2880"/>
+      </w:tblGrid>
+      <w:tr>
+        <w:tc>
+          <w:tcPr>
+            <w:tcW w:type="dxa" w:w="2880"/>
+          </w:tcPr>
+          <w:p>
+            <w:r/>
+            <w:r>
+              <w:rPr>
+                <w:b/>
+                <w:sz w:val="20"/>
+              </w:rPr>
+              <w:t>Fase</w:t>
+            </w:r>
+          </w:p>
+        </w:tc>
+        <w:tc>
+          <w:tcPr>
+            <w:tcW w:type="dxa" w:w="2880"/>
+          </w:tcPr>
+          <w:p>
+            <w:r/>
+            <w:r>
+              <w:rPr>
+                <w:b/>
+                <w:sz w:val="20"/>
+              </w:rPr>
+              <w:t>Commit</w:t>
+            </w:r>
+          </w:p>
+        </w:tc>
+        <w:tc>
+          <w:tcPr>
+            <w:tcW w:type="dxa" w:w="2880"/>
+          </w:tcPr>
+          <w:p>
+            <w:r/>
+            <w:r>
+              <w:rPr>
+                <w:b/>
+                <w:sz w:val="20"/>
+              </w:rPr>
+              <w:t>Verificação</w:t>
+            </w:r>
+          </w:p>
+        </w:tc>
+      </w:tr>
+      <w:tr>
+        <w:tc>
+          <w:tcPr>
+            <w:tcW w:type="dxa" w:w="2880"/>
+          </w:tcPr>
+          <w:p>
+            <w:r/>
+            <w:r>
+              <w:rPr>
+                <w:sz w:val="20"/>
+              </w:rPr>
+              <w:t>1 · docs/</w:t>
+            </w:r>
+          </w:p>
+        </w:tc>
+        <w:tc>
+          <w:tcPr>
+            <w:tcW w:type="dxa" w:w="2880"/>
+          </w:tcPr>
+          <w:p>
+            <w:r/>
+            <w:r>
+              <w:rPr>
+                <w:sz w:val="20"/>
+              </w:rPr>
+              <w:t>3e120c4</w:t>
+            </w:r>
+          </w:p>
+        </w:tc>
+        <w:tc>
+          <w:tcPr>
+            <w:tcW w:type="dxa" w:w="2880"/>
+          </w:tcPr>
+          <w:p>
+            <w:r/>
+            <w:r>
+              <w:rPr>
+                <w:sz w:val="20"/>
+              </w:rPr>
+              <w:t>10 arquivos movidos, todos detectados como renomeação</w:t>
+            </w:r>
+          </w:p>
+        </w:tc>
+      </w:tr>
+      <w:tr>
+        <w:tc>
+          <w:tcPr>
+            <w:tcW w:type="dxa" w:w="2880"/>
+          </w:tcPr>
+          <w:p>
+            <w:r/>
+            <w:r>
+              <w:rPr>
+                <w:sz w:val="20"/>
+              </w:rPr>
+              <w:t>2 · transcricoes/&lt;slug&gt;/</w:t>
+            </w:r>
+          </w:p>
+        </w:tc>
+        <w:tc>
+          <w:tcPr>
+            <w:tcW w:type="dxa" w:w="2880"/>
+          </w:tcPr>
+          <w:p>
+            <w:r/>
+            <w:r>
+              <w:rPr>
+                <w:sz w:val="20"/>
+              </w:rPr>
+              <w:t>40cb9e6</w:t>
+            </w:r>
+          </w:p>
+        </w:tc>
+        <w:tc>
+          <w:tcPr>
+            <w:tcW w:type="dxa" w:w="2880"/>
+          </w:tcPr>
+          <w:p>
+            <w:r/>
+            <w:r>
+              <w:rPr>
+                <w:sz w:val="20"/>
+              </w:rPr>
+              <w:t>.docx regenerado no novo caminho e comparado parágrafo a parágrafo com o anterior: 154 = 154, 0 diferenças</w:t>
+            </w:r>
+          </w:p>
+        </w:tc>
+      </w:tr>
+      <w:tr>
+        <w:tc>
+          <w:tcPr>
+            <w:tcW w:type="dxa" w:w="2880"/>
+          </w:tcPr>
+          <w:p>
+            <w:r/>
+            <w:r>
+              <w:rPr>
+                <w:sz w:val="20"/>
+              </w:rPr>
+              <w:t>3 · ferramentas/dados/</w:t>
+            </w:r>
+          </w:p>
+        </w:tc>
+        <w:tc>
+          <w:tcPr>
+            <w:tcW w:type="dxa" w:w="2880"/>
+          </w:tcPr>
+          <w:p>
+            <w:r/>
+            <w:r>
+              <w:rPr>
+                <w:sz w:val="20"/>
+              </w:rPr>
+              <w:t>5896ecc</w:t>
+            </w:r>
+          </w:p>
+        </w:tc>
+        <w:tc>
+          <w:tcPr>
+            <w:tcW w:type="dxa" w:w="2880"/>
+          </w:tcPr>
+          <w:p>
+            <w:r/>
+            <w:r>
+              <w:rPr>
+                <w:sz w:val="20"/>
+              </w:rPr>
+              <w:t>pipeline de ponta a ponta reproduz exatamente as métricas do diagnóstico versionado</w:t>
+            </w:r>
+          </w:p>
+        </w:tc>
+      </w:tr>
+      <w:tr>
+        <w:tc>
+          <w:tcPr>
+            <w:tcW w:type="dxa" w:w="2880"/>
+          </w:tcPr>
+          <w:p>
+            <w:r/>
+            <w:r>
+              <w:rPr>
+                <w:sz w:val="20"/>
+              </w:rPr>
+              <w:t>4 · automação, catálogo, CI</w:t>
+            </w:r>
+          </w:p>
+        </w:tc>
+        <w:tc>
+          <w:tcPr>
+            <w:tcW w:type="dxa" w:w="2880"/>
+          </w:tcPr>
+          <w:p>
+            <w:r/>
+            <w:r>
+              <w:rPr>
+                <w:sz w:val="20"/>
+              </w:rPr>
+              <w:t>36309c9</w:t>
+            </w:r>
+          </w:p>
+        </w:tc>
+        <w:tc>
+          <w:tcPr>
+            <w:tcW w:type="dxa" w:w="2880"/>
+          </w:tcPr>
+          <w:p>
+            <w:r/>
+            <w:r>
+              <w:rPr>
+                <w:sz w:val="20"/>
+              </w:rPr>
+              <w:t>G1–G8 verdes na transcrição de referência; 63 verificações de fumaça</w:t>
+            </w:r>
+          </w:p>
+        </w:tc>
+      </w:tr>
+      <w:tr>
+        <w:tc>
+          <w:tcPr>
+            <w:tcW w:type="dxa" w:w="2880"/>
+          </w:tcPr>
+          <w:p>
+            <w:r/>
+            <w:r>
+              <w:rPr>
+                <w:sz w:val="20"/>
+              </w:rPr>
+              <w:t>5 · README e varredura de caminhos</w:t>
+            </w:r>
+          </w:p>
+        </w:tc>
+        <w:tc>
+          <w:tcPr>
+            <w:tcW w:type="dxa" w:w="2880"/>
+          </w:tcPr>
+          <w:p>
+            <w:r/>
+            <w:r>
+              <w:rPr>
+                <w:sz w:val="20"/>
+              </w:rPr>
+              <w:t>este commit</w:t>
+            </w:r>
+          </w:p>
+        </w:tc>
+        <w:tc>
+          <w:tcPr>
+            <w:tcW w:type="dxa" w:w="2880"/>
+          </w:tcPr>
+          <w:p>
+            <w:r/>
+            <w:r>
+              <w:rPr>
+                <w:sz w:val="20"/>
+              </w:rPr>
+              <w:t>50 referências atualizadas em 3 documentos; rc_indice.py --checar em dia</w:t>
+            </w:r>
+          </w:p>
+        </w:tc>
+      </w:tr>
+    </w:tbl>
+    <w:p/>
+    <w:p>
+      <w:pPr>
+        <w:pStyle w:val="Heading3"/>
+        <w:keepNext/>
+        <w:spacing w:before="200"/>
+      </w:pPr>
+      <w:r>
+        <w:rPr>
+          <w:rFonts w:ascii="Calibri" w:hAnsi="Calibri"/>
+          <w:b/>
+          <w:color w:val="1F3B57"/>
+          <w:sz w:val="22"/>
+        </w:rPr>
+        <w:t>14.1 O que a execução acrescentou à proposta</w:t>
+      </w:r>
+    </w:p>
+    <w:p>
+      <w:pPr>
+        <w:pStyle w:val="ListBullet"/>
+        <w:ind w:left="360"/>
+      </w:pPr>
+      <w:r>
+        <w:rPr>
+          <w:rFonts w:ascii="Consolas" w:hAnsi="Consolas"/>
+          <w:b/>
+          <w:sz w:val="20"/>
+        </w:rPr>
+        <w:t>transcricoes/_indice.md</w:t>
+      </w:r>
+      <w:r>
+        <w:t xml:space="preserve">, além do </w:t>
+      </w:r>
+      <w:r>
+        <w:rPr>
+          <w:rFonts w:ascii="Consolas" w:hAnsi="Consolas"/>
+          <w:sz w:val="20"/>
+        </w:rPr>
+        <w:t>.csv</w:t>
+      </w:r>
+      <w:r>
+        <w:t>: o catálogo precisa ser legível no GitHub sem</w:t>
+      </w:r>
+    </w:p>
+    <w:p>
+      <w:pPr>
+        <w:jc w:val="both"/>
+      </w:pPr>
+      <w:r>
+        <w:t xml:space="preserve">  baixar nada.</w:t>
+      </w:r>
+    </w:p>
+    <w:p>
+      <w:pPr>
+        <w:pStyle w:val="ListBullet"/>
+        <w:ind w:left="360"/>
+      </w:pPr>
+      <w:r>
+        <w:rPr>
+          <w:rFonts w:ascii="Consolas" w:hAnsi="Consolas"/>
+          <w:b/>
+          <w:sz w:val="20"/>
+        </w:rPr>
+        <w:t>10-diagnostico/README.md</w:t>
+      </w:r>
+      <w:r>
+        <w:t xml:space="preserve"> na transcrição de referência, avisando que</w:t>
+      </w:r>
+    </w:p>
+    <w:p>
+      <w:pPr>
+        <w:jc w:val="both"/>
+      </w:pPr>
+      <w:r>
+        <w:t xml:space="preserve">  </w:t>
+      </w:r>
+      <w:r>
+        <w:rPr>
+          <w:rFonts w:ascii="Consolas" w:hAnsi="Consolas"/>
+          <w:sz w:val="20"/>
+        </w:rPr>
+        <w:t>variantes-propostas.csv</w:t>
+      </w:r>
+      <w:r>
+        <w:t xml:space="preserve"> </w:t>
+      </w:r>
+      <w:r>
+        <w:rPr>
+          <w:b/>
+        </w:rPr>
+        <w:t>não pode ser regenerado por cima</w:t>
+      </w:r>
+      <w:r>
+        <w:t>: o motor escreve 12 colunas, o</w:t>
+      </w:r>
+    </w:p>
+    <w:p>
+      <w:pPr>
+        <w:jc w:val="both"/>
+      </w:pPr>
+      <w:r>
+        <w:t xml:space="preserve">  revisor acrescentou </w:t>
+      </w:r>
+      <w:r>
+        <w:rPr>
+          <w:rFonts w:ascii="Consolas" w:hAnsi="Consolas"/>
+          <w:sz w:val="20"/>
+        </w:rPr>
+        <w:t>adjudicacao</w:t>
+      </w:r>
+      <w:r>
+        <w:t xml:space="preserve">, </w:t>
+      </w:r>
+      <w:r>
+        <w:rPr>
+          <w:rFonts w:ascii="Consolas" w:hAnsi="Consolas"/>
+          <w:sz w:val="20"/>
+        </w:rPr>
+        <w:t>motivo_adjudicacao</w:t>
+      </w:r>
+      <w:r>
+        <w:t xml:space="preserve"> e </w:t>
+      </w:r>
+      <w:r>
+        <w:rPr>
+          <w:rFonts w:ascii="Consolas" w:hAnsi="Consolas"/>
+          <w:sz w:val="20"/>
+        </w:rPr>
+        <w:t>ocorrencias_no_revisado</w:t>
+      </w:r>
+      <w:r>
+        <w:t>. Sem esse</w:t>
+      </w:r>
+    </w:p>
+    <w:p>
+      <w:pPr>
+        <w:jc w:val="both"/>
+      </w:pPr>
+      <w:r>
+        <w:t xml:space="preserve">  aviso, rodar o motor de novo destruiria o livro-razão.</w:t>
+      </w:r>
+    </w:p>
+    <w:p>
+      <w:pPr>
+        <w:pStyle w:val="ListBullet"/>
+        <w:ind w:left="360"/>
+      </w:pPr>
+      <w:r>
+        <w:rPr>
+          <w:rFonts w:ascii="Consolas" w:hAnsi="Consolas"/>
+          <w:b/>
+          <w:sz w:val="20"/>
+        </w:rPr>
+        <w:t>docs/legado/README.md</w:t>
+      </w:r>
+      <w:r>
+        <w:t xml:space="preserve"> e README próprio do protótipo arquivado, dizendo o que cada um foi e</w:t>
+      </w:r>
+    </w:p>
+    <w:p>
+      <w:pPr>
+        <w:jc w:val="both"/>
+      </w:pPr>
+      <w:r>
+        <w:t xml:space="preserve">  quem o substituiu — arquivo congelado sem explicação vira mistério.</w:t>
+      </w:r>
+    </w:p>
+    <w:p>
+      <w:pPr>
+        <w:pStyle w:val="ListBullet"/>
+        <w:ind w:left="360"/>
+      </w:pPr>
+      <w:r>
+        <w:rPr>
+          <w:rFonts w:ascii="Consolas" w:hAnsi="Consolas"/>
+          <w:b/>
+          <w:sz w:val="20"/>
+        </w:rPr>
+        <w:t>rc_indice.py --checar</w:t>
+      </w:r>
+      <w:r>
+        <w:t xml:space="preserve"> como passo próprio no CI, separado dos portões.</w:t>
+      </w:r>
+    </w:p>
+    <w:p>
+      <w:pPr>
+        <w:pStyle w:val="ListBullet"/>
+        <w:ind w:left="360"/>
+      </w:pPr>
+      <w:r>
+        <w:rPr>
+          <w:b/>
+        </w:rPr>
+        <w:t>Portão G3 derivado da base</w:t>
+      </w:r>
+      <w:r>
+        <w:t>, não de lista escrita à mão: as formas proibidas vêm da</w:t>
+      </w:r>
+    </w:p>
+    <w:p>
+      <w:pPr>
+        <w:jc w:val="both"/>
+      </w:pPr>
+      <w:r>
+        <w:t xml:space="preserve">  Quarentena das fichas (</w:t>
+      </w:r>
+      <w:r>
+        <w:rPr>
+          <w:rFonts w:ascii="Consolas" w:hAnsi="Consolas"/>
+          <w:sz w:val="20"/>
+        </w:rPr>
+        <w:t>NUNCA "Sofia"</w:t>
+      </w:r>
+      <w:r>
+        <w:t>) somada às variantes que o livro-razão marcou como</w:t>
+      </w:r>
+    </w:p>
+    <w:p>
+      <w:pPr>
+        <w:jc w:val="both"/>
+      </w:pPr>
+      <w:r>
+        <w:t xml:space="preserve">  </w:t>
+      </w:r>
+      <w:r>
+        <w:rPr>
+          <w:i/>
+        </w:rPr>
+        <w:t>aceitas</w:t>
+      </w:r>
+      <w:r>
+        <w:t>. Lista manual apodrece; a KB não.</w:t>
+      </w:r>
+    </w:p>
+    <w:p>
+      <w:pPr>
+        <w:pStyle w:val="ListBullet"/>
+        <w:ind w:left="360"/>
+      </w:pPr>
+      <w:r>
+        <w:rPr>
+          <w:b/>
+        </w:rPr>
+        <w:t>Terceiro estado nos portões (</w:t>
+      </w:r>
+      <w:r>
+        <w:rPr>
+          <w:rFonts w:ascii="Consolas" w:hAnsi="Consolas"/>
+          <w:b/>
+          <w:sz w:val="20"/>
+        </w:rPr>
+        <w:t>N/A</w:t>
+      </w:r>
+      <w:r>
+        <w:rPr>
+          <w:b/>
+        </w:rPr>
+        <w:t>)</w:t>
+      </w:r>
+      <w:r>
+        <w:t>: sem ele, o QA reprovaria uma transcrição recém-criada</w:t>
+      </w:r>
+    </w:p>
+    <w:p>
+      <w:pPr>
+        <w:jc w:val="both"/>
+      </w:pPr>
+      <w:r>
+        <w:t xml:space="preserve">  por não ter </w:t>
+      </w:r>
+      <w:r>
+        <w:rPr>
+          <w:rFonts w:ascii="Consolas" w:hAnsi="Consolas"/>
+          <w:sz w:val="20"/>
+        </w:rPr>
+        <w:t>.docx</w:t>
+      </w:r>
+      <w:r>
+        <w:t xml:space="preserve"> — e o revisor aprenderia a ignorar o QA.</w:t>
+      </w:r>
+    </w:p>
+    <w:p>
+      <w:pPr>
+        <w:pStyle w:val="Heading3"/>
+        <w:keepNext/>
+        <w:spacing w:before="200"/>
+      </w:pPr>
+      <w:r>
+        <w:rPr>
+          <w:rFonts w:ascii="Calibri" w:hAnsi="Calibri"/>
+          <w:b/>
+          <w:color w:val="1F3B57"/>
+          <w:sz w:val="22"/>
+        </w:rPr>
+        <w:t>14.2 Incidente real durante a execução — e a regra que ele produziu</w:t>
+      </w:r>
+    </w:p>
+    <w:p>
+      <w:pPr>
+        <w:jc w:val="both"/>
+      </w:pPr>
+      <w:r>
+        <w:t>O commit de normalização de fins de linha (</w:t>
+      </w:r>
+      <w:r>
+        <w:rPr>
+          <w:rFonts w:ascii="Consolas" w:hAnsi="Consolas"/>
+          <w:sz w:val="20"/>
+        </w:rPr>
+        <w:t>git add --renormalize .</w:t>
+      </w:r>
+      <w:r>
+        <w:t>, para aplicar o</w:t>
+      </w:r>
+    </w:p>
+    <w:p>
+      <w:pPr>
+        <w:jc w:val="both"/>
+      </w:pPr>
+      <w:r>
+        <w:rPr>
+          <w:rFonts w:ascii="Consolas" w:hAnsi="Consolas"/>
+          <w:sz w:val="20"/>
+        </w:rPr>
+        <w:t>* text=auto eol=lf</w:t>
+      </w:r>
+      <w:r>
+        <w:t xml:space="preserve"> do novo </w:t>
+      </w:r>
+      <w:r>
+        <w:rPr>
+          <w:rFonts w:ascii="Consolas" w:hAnsi="Consolas"/>
+          <w:sz w:val="20"/>
+        </w:rPr>
+        <w:t>.gitattributes</w:t>
+      </w:r>
+      <w:r>
+        <w:t xml:space="preserve">) </w:t>
+      </w:r>
+      <w:r>
+        <w:rPr>
+          <w:b/>
+        </w:rPr>
+        <w:t>reescreveu o blob do bruto capturado</w:t>
+      </w:r>
+      <w:r>
+        <w:t>, que tem</w:t>
+      </w:r>
+    </w:p>
+    <w:p>
+      <w:pPr>
+        <w:jc w:val="both"/>
+      </w:pPr>
+      <w:r>
+        <w:t xml:space="preserve">CRLF: </w:t>
+      </w:r>
+      <w:r>
+        <w:rPr>
+          <w:rFonts w:ascii="Consolas" w:hAnsi="Consolas"/>
+          <w:sz w:val="20"/>
+        </w:rPr>
+        <w:t>34f9bcf4…</w:t>
+      </w:r>
+      <w:r>
+        <w:t xml:space="preserve"> virou </w:t>
+      </w:r>
+      <w:r>
+        <w:rPr>
+          <w:rFonts w:ascii="Consolas" w:hAnsi="Consolas"/>
+          <w:sz w:val="20"/>
+        </w:rPr>
+        <w:t>db3fa8ae…</w:t>
+      </w:r>
+      <w:r>
+        <w:t>. O arquivo de trabalho não mudou — o repositório mudou. Um</w:t>
+      </w:r>
+    </w:p>
+    <w:p>
+      <w:pPr>
+        <w:jc w:val="both"/>
+      </w:pPr>
+      <w:r>
+        <w:t>clone fresco receberia bytes diferentes dos capturados e o portão G1 reprovaria.</w:t>
+      </w:r>
+    </w:p>
+    <w:p>
+      <w:pPr>
+        <w:jc w:val="both"/>
+      </w:pPr>
+      <w:r>
+        <w:t xml:space="preserve">Correção no commit seguinte: </w:t>
+      </w:r>
+      <w:r>
+        <w:rPr>
+          <w:rFonts w:ascii="Consolas" w:hAnsi="Consolas"/>
+          <w:sz w:val="20"/>
+        </w:rPr>
+        <w:t>.gitattributes</w:t>
+      </w:r>
+      <w:r>
+        <w:t xml:space="preserve"> marca</w:t>
+      </w:r>
+    </w:p>
+    <w:p>
+      <w:pPr>
+        <w:jc w:val="both"/>
+      </w:pPr>
+      <w:r>
+        <w:rPr>
+          <w:rFonts w:ascii="Consolas" w:hAnsi="Consolas"/>
+          <w:sz w:val="20"/>
+        </w:rPr>
+        <w:t>transcricoes/**/00-fonte/*.txt|.vtt|.srt</w:t>
+      </w:r>
+      <w:r>
+        <w:t xml:space="preserve"> como </w:t>
+      </w:r>
+      <w:r>
+        <w:rPr>
+          <w:rFonts w:ascii="Consolas" w:hAnsi="Consolas"/>
+          <w:sz w:val="20"/>
+        </w:rPr>
+        <w:t>-text</w:t>
+      </w:r>
+      <w:r>
+        <w:t xml:space="preserve"> (nunca normalizar), o blob foi restaurado</w:t>
+      </w:r>
+    </w:p>
+    <w:p>
+      <w:pPr>
+        <w:jc w:val="both"/>
+      </w:pPr>
+      <w:r>
+        <w:t xml:space="preserve">e a restauração foi verificada por </w:t>
+      </w:r>
+      <w:r>
+        <w:rPr>
+          <w:b/>
+        </w:rPr>
+        <w:t>clone fresco + G1 verde</w:t>
+      </w:r>
+      <w:r>
+        <w:t>.</w:t>
+      </w:r>
+    </w:p>
+    <w:p>
+      <w:pPr>
+        <w:jc w:val="both"/>
+      </w:pPr>
+      <w:r>
+        <w:rPr>
+          <w:b/>
+        </w:rPr>
+        <w:t>Regra que fica (acrescentada ao Princípio P2):</w:t>
+      </w:r>
+      <w:r>
+        <w:t xml:space="preserve"> convenção de estilo não se aplica a evidência.</w:t>
+      </w:r>
+    </w:p>
+    <w:p>
+      <w:pPr>
+        <w:jc w:val="both"/>
+      </w:pPr>
+      <w:r>
+        <w:t>Normalização global de fim de linha, formatador automático e "limpeza" de whitespace precisam ter</w:t>
+      </w:r>
+    </w:p>
+    <w:p>
+      <w:pPr>
+        <w:jc w:val="both"/>
+      </w:pPr>
+      <w:r>
+        <w:t xml:space="preserve">exceção explícita para </w:t>
+      </w:r>
+      <w:r>
+        <w:rPr>
+          <w:rFonts w:ascii="Consolas" w:hAnsi="Consolas"/>
+          <w:sz w:val="20"/>
+        </w:rPr>
+        <w:t>00-fonte/</w:t>
+      </w:r>
+      <w:r>
+        <w:t>. O bruto é a única coisa neste repositório que não pode ser</w:t>
+      </w:r>
+    </w:p>
+    <w:p>
+      <w:pPr>
+        <w:jc w:val="both"/>
+      </w:pPr>
+      <w:r>
+        <w:t>melhorada.</w:t>
+      </w:r>
+    </w:p>
+    <w:p>
+      <w:pPr>
+        <w:pStyle w:val="Heading3"/>
+        <w:keepNext/>
+        <w:spacing w:before="200"/>
+      </w:pPr>
+      <w:r>
+        <w:rPr>
+          <w:rFonts w:ascii="Calibri" w:hAnsi="Calibri"/>
+          <w:b/>
+          <w:color w:val="1F3B57"/>
+          <w:sz w:val="22"/>
+        </w:rPr>
+        <w:t>14.3 O que ficou para depois</w:t>
+      </w:r>
+    </w:p>
+    <w:tbl>
+      <w:tblPr>
+        <w:tblStyle w:val="LightGrid-Accent1"/>
+        <w:tblW w:type="auto" w:w="0"/>
+        <w:jc w:val="center"/>
+        <w:tblLook w:firstColumn="1" w:firstRow="1" w:lastColumn="0" w:lastRow="0" w:noHBand="0" w:noVBand="1" w:val="04A0"/>
+      </w:tblPr>
+      <w:tblGrid>
+        <w:gridCol w:w="4320"/>
+        <w:gridCol w:w="4320"/>
+      </w:tblGrid>
+      <w:tr>
+        <w:tc>
+          <w:tcPr>
+            <w:tcW w:type="dxa" w:w="4320"/>
+          </w:tcPr>
+          <w:p>
+            <w:r/>
+            <w:r>
+              <w:rPr>
+                <w:b/>
+                <w:sz w:val="20"/>
+              </w:rPr>
+              <w:t>Item</w:t>
+            </w:r>
+          </w:p>
+        </w:tc>
+        <w:tc>
+          <w:tcPr>
+            <w:tcW w:type="dxa" w:w="4320"/>
+          </w:tcPr>
+          <w:p>
+            <w:r/>
+            <w:r>
+              <w:rPr>
+                <w:b/>
+                <w:sz w:val="20"/>
+              </w:rPr>
+              <w:t>Por que não agora</w:t>
+            </w:r>
+          </w:p>
+        </w:tc>
+      </w:tr>
+      <w:tr>
+        <w:tc>
+          <w:tcPr>
+            <w:tcW w:type="dxa" w:w="4320"/>
+          </w:tcPr>
+          <w:p>
+            <w:r/>
+            <w:r>
+              <w:rPr>
+                <w:sz w:val="20"/>
+              </w:rPr>
+              <w:t>publicacoes/</w:t>
+            </w:r>
+          </w:p>
+        </w:tc>
+        <w:tc>
+          <w:tcPr>
+            <w:tcW w:type="dxa" w:w="4320"/>
+          </w:tcPr>
+          <w:p>
+            <w:r/>
+            <w:r>
+              <w:rPr>
+                <w:sz w:val="20"/>
+              </w:rPr>
+              <w:t>só faz sentido quando houver produto distribuído; a pasta nasce vazia e o CI passaria a cobrar coerência de um lugar sem conteúdo</w:t>
+            </w:r>
+          </w:p>
+        </w:tc>
+      </w:tr>
+      <w:tr>
+        <w:tc>
+          <w:tcPr>
+            <w:tcW w:type="dxa" w:w="4320"/>
+          </w:tcPr>
+          <w:p>
+            <w:r/>
+            <w:r>
+              <w:rPr>
+                <w:sz w:val="20"/>
+              </w:rPr>
+              <w:t>LFS para áudio</w:t>
+            </w:r>
+          </w:p>
+        </w:tc>
+        <w:tc>
+          <w:tcPr>
+            <w:tcW w:type="dxa" w:w="4320"/>
+          </w:tcPr>
+          <w:p>
+            <w:r/>
+            <w:r>
+              <w:rPr>
+                <w:sz w:val="20"/>
+              </w:rPr>
+              <w:t>a decisão foi link externo; as regras ficaram prontas no .gitattributes</w:t>
+            </w:r>
+          </w:p>
+        </w:tc>
+      </w:tr>
+      <w:tr>
+        <w:tc>
+          <w:tcPr>
+            <w:tcW w:type="dxa" w:w="4320"/>
+          </w:tcPr>
+          <w:p>
+            <w:r/>
+            <w:r>
+              <w:rPr>
+                <w:sz w:val="20"/>
+              </w:rPr>
+              <w:t>url do vídeo de referência</w:t>
+            </w:r>
+          </w:p>
+        </w:tc>
+        <w:tc>
+          <w:tcPr>
+            <w:tcW w:type="dxa" w:w="4320"/>
+          </w:tcPr>
+          <w:p>
+            <w:r/>
+            <w:r>
+              <w:rPr>
+                <w:sz w:val="20"/>
+              </w:rPr>
+              <w:t>não foi registrada na captura de 15/09; está como null em metadados.yaml e sinalizada em 00-fonte/midia/README.md — quem localizar o vídeo preenche</w:t>
+            </w:r>
+          </w:p>
+        </w:tc>
+      </w:tr>
+      <w:tr>
+        <w:tc>
+          <w:tcPr>
+            <w:tcW w:type="dxa" w:w="4320"/>
+          </w:tcPr>
+          <w:p>
+            <w:r/>
+            <w:r>
+              <w:rPr>
+                <w:sz w:val="20"/>
+              </w:rPr>
+              <w:t>Reescrever o Guia v2 inteiro para a nova estrutura</w:t>
+            </w:r>
+          </w:p>
+        </w:tc>
+        <w:tc>
+          <w:tcPr>
+            <w:tcW w:type="dxa" w:w="4320"/>
+          </w:tcPr>
+          <w:p>
+            <w:r/>
+            <w:r>
+              <w:rPr>
+                <w:sz w:val="20"/>
+              </w:rPr>
+              <w:t>os caminhos foram atualizados (26 referências); uma revisão de texto do Guia é trabalho de curadoria, não de migração</w:t>
+            </w:r>
+          </w:p>
+        </w:tc>
+      </w:tr>
+    </w:tbl>
+    <w:p/>
     <w:sectPr>
       <w:pgSz w:w="12240" w:h="15840"/>
       <w:pgMar w:top="1440" w:right="1800" w:bottom="1440" w:left="1800" w:header="720" w:footer="720" w:gutter="0"/>

--- a/docs/planos/plano-de-organizacao.docx
+++ b/docs/planos/plano-de-organizacao.docx
@@ -1606,13 +1606,19 @@
         <w:br/>
         <w:t>│</w:t>
         <w:br/>
-        <w:t>└── .github/</w:t>
+        <w:t>├── .github/</w:t>
         <w:br/>
-        <w:t xml:space="preserve">    ├── workflows/qa.yml            CI: roda os portões em todo PR</w:t>
+        <w:t>│   ├── PULL_REQUEST_TEMPLATE.md</w:t>
         <w:br/>
-        <w:t xml:space="preserve">    ├── PULL_REQUEST_TEMPLATE.md</w:t>
+        <w:t>│   └── CONTRIBUTING.md             papéis: revisor, curador, Comandante</w:t>
         <w:br/>
-        <w:t xml:space="preserve">    └── CONTRIBUTING.md             papéis: revisor, curador, Comandante</w:t>
+        <w:t>│</w:t>
+        <w:br/>
+        <w:t>└── ferramentas/ci/</w:t>
+        <w:br/>
+        <w:t xml:space="preserve">    ├── qa.yml                      CI pronto: roda os portões em todo PR</w:t>
+        <w:br/>
+        <w:t xml:space="preserve">    └── README.md                   como ativar (ver §14.4)</w:t>
       </w:r>
     </w:p>
     <w:p>
@@ -5040,10 +5046,20 @@
           <w:rFonts w:ascii="Consolas" w:hAnsi="Consolas"/>
           <w:sz w:val="20"/>
         </w:rPr>
-        <w:t>.github/workflows/qa.yml</w:t>
-      </w:r>
-      <w:r>
-        <w:t xml:space="preserve">: em todo PR que toque </w:t>
+        <w:t>ferramentas/ci/qa.yml</w:t>
+      </w:r>
+      <w:r>
+        <w:t xml:space="preserve"> (a instalar em </w:t>
+      </w:r>
+      <w:r>
+        <w:rPr>
+          <w:rFonts w:ascii="Consolas" w:hAnsi="Consolas"/>
+          <w:sz w:val="20"/>
+        </w:rPr>
+        <w:t>.github/workflows/</w:t>
+      </w:r>
+      <w:r>
+        <w:t xml:space="preserve">): em todo PR que toque </w:t>
       </w:r>
       <w:r>
         <w:rPr>
@@ -8724,7 +8740,7 @@
               <w:rPr>
                 <w:sz w:val="20"/>
               </w:rPr>
-              <w:t>url do vídeo de referência</w:t>
+              <w:t>~~url do vídeo de referência~~</w:t>
             </w:r>
           </w:p>
         </w:tc>
@@ -8738,7 +8754,7 @@
               <w:rPr>
                 <w:sz w:val="20"/>
               </w:rPr>
-              <w:t>não foi registrada na captura de 15/09; está como null em metadados.yaml e sinalizada em 00-fonte/midia/README.md — quem localizar o vídeo preenche</w:t>
+              <w:t>RESOLVIDO em 16/09/2026: URL fornecida pelo Comandante, conferida na plataforma (2:25:50, canal PARANORMAL EXPERIENCE) e gravada nos três lugares; a duração estimada de 125 min foi corrigida para 146</w:t>
             </w:r>
           </w:p>
         </w:tc>
@@ -8775,6 +8791,411 @@
       </w:tr>
     </w:tbl>
     <w:p/>
+    <w:p>
+      <w:pPr>
+        <w:pStyle w:val="Heading3"/>
+        <w:keepNext/>
+        <w:spacing w:before="200"/>
+      </w:pPr>
+      <w:r>
+        <w:rPr>
+          <w:rFonts w:ascii="Calibri" w:hAnsi="Calibri"/>
+          <w:b/>
+          <w:color w:val="1F3B57"/>
+          <w:sz w:val="22"/>
+        </w:rPr>
+        <w:t>14.4 O CI ficou pronto, mas não pôde ser ativado</w:t>
+      </w:r>
+    </w:p>
+    <w:p>
+      <w:pPr>
+        <w:jc w:val="both"/>
+      </w:pPr>
+      <w:r>
+        <w:t xml:space="preserve">O workflow </w:t>
+      </w:r>
+      <w:r>
+        <w:rPr>
+          <w:rFonts w:ascii="Consolas" w:hAnsi="Consolas"/>
+          <w:sz w:val="20"/>
+        </w:rPr>
+        <w:t>qa.yml</w:t>
+      </w:r>
+      <w:r>
+        <w:t xml:space="preserve"> foi escrito e testado quanto à lógica (os três comandos que ele roda passam</w:t>
+      </w:r>
+    </w:p>
+    <w:p>
+      <w:pPr>
+        <w:jc w:val="both"/>
+      </w:pPr>
+      <w:r>
+        <w:t xml:space="preserve">localmente), mas o push que o criaria em </w:t>
+      </w:r>
+      <w:r>
+        <w:rPr>
+          <w:rFonts w:ascii="Consolas" w:hAnsi="Consolas"/>
+          <w:sz w:val="20"/>
+        </w:rPr>
+        <w:t>.github/workflows/</w:t>
+      </w:r>
+      <w:r>
+        <w:t xml:space="preserve"> foi </w:t>
+      </w:r>
+      <w:r>
+        <w:rPr>
+          <w:b/>
+        </w:rPr>
+        <w:t>recusado pelo GitHub</w:t>
+      </w:r>
+      <w:r>
+        <w:t>:</w:t>
+      </w:r>
+    </w:p>
+    <w:p>
+      <w:pPr>
+        <w:ind w:left="360"/>
+      </w:pPr>
+      <w:r>
+        <w:rPr>
+          <w:rFonts w:ascii="Consolas" w:hAnsi="Consolas"/>
+          <w:sz w:val="18"/>
+        </w:rPr>
+        <w:t>! [remote rejected] (refusing to allow a GitHub App to create or update workflow</w:t>
+        <w:br/>
+        <w:t xml:space="preserve">  `.github/workflows/qa.yml` without `workflows` permission)</w:t>
+      </w:r>
+    </w:p>
+    <w:p>
+      <w:pPr>
+        <w:jc w:val="both"/>
+      </w:pPr>
+      <w:r>
+        <w:t xml:space="preserve">O Agente 86 empurra este repositório por um GitHub App sem a permissão </w:t>
+      </w:r>
+      <w:r>
+        <w:rPr>
+          <w:rFonts w:ascii="Consolas" w:hAnsi="Consolas"/>
+          <w:sz w:val="20"/>
+        </w:rPr>
+        <w:t>workflows</w:t>
+      </w:r>
+      <w:r>
+        <w:t>. Duas saídas,</w:t>
+      </w:r>
+    </w:p>
+    <w:p>
+      <w:pPr>
+        <w:jc w:val="both"/>
+      </w:pPr>
+      <w:r>
+        <w:t xml:space="preserve">ambas do lado do Comandante: </w:t>
+      </w:r>
+      <w:r>
+        <w:rPr>
+          <w:b/>
+        </w:rPr>
+        <w:t>(a)</w:t>
+      </w:r>
+      <w:r>
+        <w:t xml:space="preserve"> quem tem acesso direto ao repositório copia</w:t>
+      </w:r>
+    </w:p>
+    <w:p>
+      <w:pPr>
+        <w:jc w:val="both"/>
+      </w:pPr>
+      <w:r>
+        <w:rPr>
+          <w:rFonts w:ascii="Consolas" w:hAnsi="Consolas"/>
+          <w:sz w:val="20"/>
+        </w:rPr>
+        <w:t>ferramentas/ci/qa.yml</w:t>
+      </w:r>
+      <w:r>
+        <w:t xml:space="preserve"> para </w:t>
+      </w:r>
+      <w:r>
+        <w:rPr>
+          <w:rFonts w:ascii="Consolas" w:hAnsi="Consolas"/>
+          <w:sz w:val="20"/>
+        </w:rPr>
+        <w:t>.github/workflows/qa.yml</w:t>
+      </w:r>
+      <w:r>
+        <w:t xml:space="preserve"> e faz o commit — instruções em</w:t>
+      </w:r>
+    </w:p>
+    <w:p>
+      <w:pPr>
+        <w:jc w:val="both"/>
+      </w:pPr>
+      <w:r>
+        <w:rPr>
+          <w:rFonts w:ascii="Consolas" w:hAnsi="Consolas"/>
+          <w:sz w:val="20"/>
+        </w:rPr>
+        <w:t>ferramentas/ci/README.md</w:t>
+      </w:r>
+      <w:r>
+        <w:t xml:space="preserve">; </w:t>
+      </w:r>
+      <w:r>
+        <w:rPr>
+          <w:b/>
+        </w:rPr>
+        <w:t>(b)</w:t>
+      </w:r>
+      <w:r>
+        <w:t xml:space="preserve"> concede-se </w:t>
+      </w:r>
+      <w:r>
+        <w:rPr>
+          <w:i/>
+        </w:rPr>
+        <w:t>Read and write</w:t>
+      </w:r>
+      <w:r>
+        <w:t xml:space="preserve"> em </w:t>
+      </w:r>
+      <w:r>
+        <w:rPr>
+          <w:i/>
+        </w:rPr>
+        <w:t>Workflows</w:t>
+      </w:r>
+      <w:r>
+        <w:t xml:space="preserve"> ao app, e o Agente</w:t>
+      </w:r>
+    </w:p>
+    <w:p>
+      <w:pPr>
+        <w:jc w:val="both"/>
+      </w:pPr>
+      <w:r>
+        <w:t>mesmo instala e mantém o workflow daí em diante.</w:t>
+      </w:r>
+    </w:p>
+    <w:p>
+      <w:pPr>
+        <w:jc w:val="both"/>
+      </w:pPr>
+      <w:r>
+        <w:t xml:space="preserve">Enquanto nenhuma das duas acontecer, os portões rodam </w:t>
+      </w:r>
+      <w:r>
+        <w:rPr>
+          <w:b/>
+        </w:rPr>
+        <w:t>localmente e em clone fresco</w:t>
+      </w:r>
+      <w:r>
+        <w:t xml:space="preserve"> —</w:t>
+      </w:r>
+    </w:p>
+    <w:p>
+      <w:pPr>
+        <w:jc w:val="both"/>
+      </w:pPr>
+      <w:r>
+        <w:rPr>
+          <w:rFonts w:ascii="Consolas" w:hAnsi="Consolas"/>
+          <w:sz w:val="20"/>
+        </w:rPr>
+        <w:t>rc_qa.py --tudo</w:t>
+      </w:r>
+      <w:r>
+        <w:t xml:space="preserve">, </w:t>
+      </w:r>
+      <w:r>
+        <w:rPr>
+          <w:rFonts w:ascii="Consolas" w:hAnsi="Consolas"/>
+          <w:sz w:val="20"/>
+        </w:rPr>
+        <w:t>rc_indice.py --checar</w:t>
+      </w:r>
+      <w:r>
+        <w:t xml:space="preserve">, </w:t>
+      </w:r>
+      <w:r>
+        <w:rPr>
+          <w:rFonts w:ascii="Consolas" w:hAnsi="Consolas"/>
+          <w:sz w:val="20"/>
+        </w:rPr>
+        <w:t>testes/test_pipeline.py</w:t>
+      </w:r>
+      <w:r>
+        <w:t>. A diferença não é o que se</w:t>
+      </w:r>
+    </w:p>
+    <w:p>
+      <w:pPr>
+        <w:jc w:val="both"/>
+      </w:pPr>
+      <w:r>
+        <w:t>verifica, é quem verifica e quando: sem CI, a verificação depende de disciplina humana, e o</w:t>
+      </w:r>
+    </w:p>
+    <w:p>
+      <w:pPr>
+        <w:jc w:val="both"/>
+      </w:pPr>
+      <w:r>
+        <w:t>incidente do §14.2 mostrou exatamente o que a disciplina sozinha não pega.</w:t>
+      </w:r>
+    </w:p>
+    <w:p>
+      <w:pPr>
+        <w:jc w:val="both"/>
+      </w:pPr>
+      <w:r>
+        <w:t>Nota de transparência: para publicar as demais fases sem o arquivo bloqueante, o histórico local</w:t>
+      </w:r>
+    </w:p>
+    <w:p>
+      <w:pPr>
+        <w:jc w:val="both"/>
+      </w:pPr>
+      <w:r>
+        <w:t xml:space="preserve">(nunca publicado) foi reescrito retirando </w:t>
+      </w:r>
+      <w:r>
+        <w:rPr>
+          <w:rFonts w:ascii="Consolas" w:hAnsi="Consolas"/>
+          <w:sz w:val="20"/>
+        </w:rPr>
+        <w:t>.github/workflows/</w:t>
+      </w:r>
+      <w:r>
+        <w:t xml:space="preserve"> dos commits; o conteúdo do workflow</w:t>
+      </w:r>
+    </w:p>
+    <w:p>
+      <w:pPr>
+        <w:jc w:val="both"/>
+      </w:pPr>
+      <w:r>
+        <w:t xml:space="preserve">está intacto em </w:t>
+      </w:r>
+      <w:r>
+        <w:rPr>
+          <w:rFonts w:ascii="Consolas" w:hAnsi="Consolas"/>
+          <w:sz w:val="20"/>
+        </w:rPr>
+        <w:t>ferramentas/ci/qa.yml</w:t>
+      </w:r>
+      <w:r>
+        <w:t>. Nenhum commit já publicado foi alterado.</w:t>
+      </w:r>
+    </w:p>
+    <w:p>
+      <w:pPr>
+        <w:jc w:val="both"/>
+      </w:pPr>
+      <w:r>
+        <w:rPr>
+          <w:b/>
+        </w:rPr>
+        <w:t>RESOLVIDO em 16/09/2026 (opção a):</w:t>
+      </w:r>
+      <w:r>
+        <w:t xml:space="preserve"> o Comandante instalou o workflow por conta própria — commit</w:t>
+      </w:r>
+    </w:p>
+    <w:p>
+      <w:pPr>
+        <w:jc w:val="both"/>
+      </w:pPr>
+      <w:r>
+        <w:rPr>
+          <w:rFonts w:ascii="Consolas" w:hAnsi="Consolas"/>
+          <w:sz w:val="20"/>
+        </w:rPr>
+        <w:t>5744f1f</w:t>
+      </w:r>
+      <w:r>
+        <w:t xml:space="preserve">, </w:t>
+      </w:r>
+      <w:r>
+        <w:rPr>
+          <w:i/>
+        </w:rPr>
+        <w:t>Ativando CI: workflow de QA do Agente 86</w:t>
+      </w:r>
+      <w:r>
+        <w:t xml:space="preserve">, byte-idêntico a </w:t>
+      </w:r>
+      <w:r>
+        <w:rPr>
+          <w:rFonts w:ascii="Consolas" w:hAnsi="Consolas"/>
+          <w:sz w:val="20"/>
+        </w:rPr>
+        <w:t>ferramentas/ci/qa.yml</w:t>
+      </w:r>
+      <w:r>
+        <w:t>. Os</w:t>
+      </w:r>
+    </w:p>
+    <w:p>
+      <w:pPr>
+        <w:jc w:val="both"/>
+      </w:pPr>
+      <w:r>
+        <w:t>quatro passos foram simulados localmente antes do primeiro PR: 105 verificações de fumaça, G1–G8</w:t>
+      </w:r>
+    </w:p>
+    <w:p>
+      <w:pPr>
+        <w:jc w:val="both"/>
+      </w:pPr>
+      <w:r>
+        <w:t xml:space="preserve">verdes, catálogo em dia, </w:t>
+      </w:r>
+      <w:r>
+        <w:rPr>
+          <w:rFonts w:ascii="Consolas" w:hAnsi="Consolas"/>
+          <w:sz w:val="20"/>
+        </w:rPr>
+        <w:t>qa.json</w:t>
+      </w:r>
+      <w:r>
+        <w:t xml:space="preserve"> válido. Fica um encargo permanente: o Agente não pode editar o</w:t>
+      </w:r>
+    </w:p>
+    <w:p>
+      <w:pPr>
+        <w:jc w:val="both"/>
+      </w:pPr>
+      <w:r>
+        <w:t xml:space="preserve">arquivo instalado (a permissão </w:t>
+      </w:r>
+      <w:r>
+        <w:rPr>
+          <w:rFonts w:ascii="Consolas" w:hAnsi="Consolas"/>
+          <w:sz w:val="20"/>
+        </w:rPr>
+        <w:t>workflows</w:t>
+      </w:r>
+      <w:r>
+        <w:t xml:space="preserve"> continua ausente), então as duas cópias têm de ser</w:t>
+      </w:r>
+    </w:p>
+    <w:p>
+      <w:pPr>
+        <w:jc w:val="both"/>
+      </w:pPr>
+      <w:r>
+        <w:t>mantidas iguais à mão — divergência entre elas é o único modo de o CI passar a verificar outra coisa</w:t>
+      </w:r>
+    </w:p>
+    <w:p>
+      <w:pPr>
+        <w:jc w:val="both"/>
+      </w:pPr>
+      <w:r>
+        <w:t>do que o repositório documenta.</w:t>
+      </w:r>
+    </w:p>
     <w:sectPr>
       <w:pgSz w:w="12240" w:h="15840"/>
       <w:pgMar w:top="1440" w:right="1800" w:bottom="1440" w:left="1800" w:header="720" w:footer="720" w:gutter="0"/>
